--- a/templates/paymentInvoice_atp_OK_protocol_ets.docx
+++ b/templates/paymentInvoice_atp_OK_protocol_ets.docx
@@ -179,19 +179,19 @@
         <w:t>020-</w:t>
       </w:r>
       <w:r>
-        <w:t>231</w:t>
+        <w:t>391</w:t>
       </w:r>
       <w:r>
         <w:t xml:space="preserve"> от </w:t>
       </w:r>
       <w:r>
-        <w:t>19</w:t>
-      </w:r>
-      <w:r>
-        <w:t>.0</w:t>
-      </w:r>
-      <w:r>
-        <w:t>8</w:t>
+        <w:t>29</w:t>
+      </w:r>
+      <w:r>
+        <w:t>.</w:t>
+      </w:r>
+      <w:r>
+        <w:t>12</w:t>
       </w:r>
       <w:r>
         <w:t>.2025</w:t>
@@ -693,7 +693,27 @@
                 <w:szCs w:val="12"/>
                 <w:lang w:val="en-US"/>
               </w:rPr>
-              <w:t>{#pO}{idx}</w:t>
+              <w:t>{#</w:t>
+            </w:r>
+            <w:proofErr w:type="gramStart"/>
+            <w:r>
+              <w:rPr>
+                <w:rFonts w:ascii="Arial" w:hAnsi="Arial" w:cs="Arial"/>
+                <w:sz w:val="12"/>
+                <w:szCs w:val="12"/>
+                <w:lang w:val="en-US"/>
+              </w:rPr>
+              <w:t>pO}{</w:t>
+            </w:r>
+            <w:proofErr w:type="gramEnd"/>
+            <w:r>
+              <w:rPr>
+                <w:rFonts w:ascii="Arial" w:hAnsi="Arial" w:cs="Arial"/>
+                <w:sz w:val="12"/>
+                <w:szCs w:val="12"/>
+                <w:lang w:val="en-US"/>
+              </w:rPr>
+              <w:t>idx}</w:t>
             </w:r>
           </w:p>
         </w:tc>
@@ -719,7 +739,27 @@
                 <w:szCs w:val="12"/>
                 <w:lang w:val="en-US"/>
               </w:rPr>
-              <w:t>{auctionNum}</w:t>
+              <w:t>{</w:t>
+            </w:r>
+            <w:proofErr w:type="spellStart"/>
+            <w:r>
+              <w:rPr>
+                <w:rFonts w:ascii="Arial" w:hAnsi="Arial" w:cs="Arial"/>
+                <w:sz w:val="12"/>
+                <w:szCs w:val="12"/>
+                <w:lang w:val="en-US"/>
+              </w:rPr>
+              <w:t>auctionNum</w:t>
+            </w:r>
+            <w:proofErr w:type="spellEnd"/>
+            <w:r>
+              <w:rPr>
+                <w:rFonts w:ascii="Arial" w:hAnsi="Arial" w:cs="Arial"/>
+                <w:sz w:val="12"/>
+                <w:szCs w:val="12"/>
+                <w:lang w:val="en-US"/>
+              </w:rPr>
+              <w:t>}</w:t>
             </w:r>
           </w:p>
         </w:tc>
@@ -772,6 +812,7 @@
               </w:rPr>
               <w:t>{</w:t>
             </w:r>
+            <w:proofErr w:type="spellStart"/>
             <w:r>
               <w:rPr>
                 <w:rFonts w:ascii="Arial" w:hAnsi="Arial" w:cs="Arial"/>
@@ -781,6 +822,7 @@
               </w:rPr>
               <w:t>orderDate</w:t>
             </w:r>
+            <w:proofErr w:type="spellEnd"/>
             <w:r>
               <w:rPr>
                 <w:rFonts w:ascii="Arial" w:hAnsi="Arial" w:cs="Arial"/>
@@ -813,7 +855,27 @@
                 <w:szCs w:val="12"/>
                 <w:lang w:val="en-US"/>
               </w:rPr>
-              <w:t>{orderTime}</w:t>
+              <w:t>{</w:t>
+            </w:r>
+            <w:proofErr w:type="spellStart"/>
+            <w:r>
+              <w:rPr>
+                <w:rFonts w:ascii="Arial" w:hAnsi="Arial" w:cs="Arial"/>
+                <w:sz w:val="12"/>
+                <w:szCs w:val="12"/>
+                <w:lang w:val="en-US"/>
+              </w:rPr>
+              <w:t>orderTime</w:t>
+            </w:r>
+            <w:proofErr w:type="spellEnd"/>
+            <w:r>
+              <w:rPr>
+                <w:rFonts w:ascii="Arial" w:hAnsi="Arial" w:cs="Arial"/>
+                <w:sz w:val="12"/>
+                <w:szCs w:val="12"/>
+                <w:lang w:val="en-US"/>
+              </w:rPr>
+              <w:t>}</w:t>
             </w:r>
           </w:p>
         </w:tc>
@@ -862,7 +924,27 @@
                 <w:szCs w:val="12"/>
                 <w:lang w:val="en-US"/>
               </w:rPr>
-              <w:t>{loadPlaces}</w:t>
+              <w:t>{</w:t>
+            </w:r>
+            <w:proofErr w:type="spellStart"/>
+            <w:r>
+              <w:rPr>
+                <w:rFonts w:ascii="Arial" w:hAnsi="Arial" w:cs="Arial"/>
+                <w:sz w:val="12"/>
+                <w:szCs w:val="12"/>
+                <w:lang w:val="en-US"/>
+              </w:rPr>
+              <w:t>loadPlaces</w:t>
+            </w:r>
+            <w:proofErr w:type="spellEnd"/>
+            <w:r>
+              <w:rPr>
+                <w:rFonts w:ascii="Arial" w:hAnsi="Arial" w:cs="Arial"/>
+                <w:sz w:val="12"/>
+                <w:szCs w:val="12"/>
+                <w:lang w:val="en-US"/>
+              </w:rPr>
+              <w:t>}</w:t>
             </w:r>
           </w:p>
         </w:tc>
@@ -889,6 +971,7 @@
               </w:rPr>
               <w:t>{</w:t>
             </w:r>
+            <w:proofErr w:type="spellStart"/>
             <w:r>
               <w:rPr>
                 <w:rFonts w:ascii="Arial" w:hAnsi="Arial" w:cs="Arial"/>
@@ -897,6 +980,7 @@
               </w:rPr>
               <w:t>consignee</w:t>
             </w:r>
+            <w:proofErr w:type="spellEnd"/>
             <w:r>
               <w:rPr>
                 <w:rFonts w:ascii="Arial" w:hAnsi="Arial" w:cs="Arial"/>
@@ -928,7 +1012,27 @@
                 <w:szCs w:val="12"/>
                 <w:lang w:val="en-US"/>
               </w:rPr>
-              <w:t>{unloadPlaces}</w:t>
+              <w:t>{</w:t>
+            </w:r>
+            <w:proofErr w:type="spellStart"/>
+            <w:r>
+              <w:rPr>
+                <w:rFonts w:ascii="Arial" w:hAnsi="Arial" w:cs="Arial"/>
+                <w:sz w:val="12"/>
+                <w:szCs w:val="12"/>
+                <w:lang w:val="en-US"/>
+              </w:rPr>
+              <w:t>unloadPlaces</w:t>
+            </w:r>
+            <w:proofErr w:type="spellEnd"/>
+            <w:r>
+              <w:rPr>
+                <w:rFonts w:ascii="Arial" w:hAnsi="Arial" w:cs="Arial"/>
+                <w:sz w:val="12"/>
+                <w:szCs w:val="12"/>
+                <w:lang w:val="en-US"/>
+              </w:rPr>
+              <w:t>}</w:t>
             </w:r>
           </w:p>
         </w:tc>
@@ -955,6 +1059,7 @@
               </w:rPr>
               <w:t>{</w:t>
             </w:r>
+            <w:proofErr w:type="spellStart"/>
             <w:r>
               <w:rPr>
                 <w:rFonts w:ascii="Arial" w:hAnsi="Arial" w:cs="Arial"/>
@@ -964,6 +1069,7 @@
               </w:rPr>
               <w:t>truckType</w:t>
             </w:r>
+            <w:proofErr w:type="spellEnd"/>
             <w:r>
               <w:rPr>
                 <w:rFonts w:ascii="Arial" w:hAnsi="Arial" w:cs="Arial"/>
@@ -1012,7 +1118,47 @@
                 <w:szCs w:val="12"/>
                 <w:lang w:val="en-US"/>
               </w:rPr>
-              <w:t>{#base}{price}{/base}{/pO}</w:t>
+              <w:t>{#</w:t>
+            </w:r>
+            <w:proofErr w:type="gramStart"/>
+            <w:r>
+              <w:rPr>
+                <w:rFonts w:ascii="Arial" w:hAnsi="Arial" w:cs="Arial"/>
+                <w:sz w:val="12"/>
+                <w:szCs w:val="12"/>
+                <w:lang w:val="en-US"/>
+              </w:rPr>
+              <w:t>base}{</w:t>
+            </w:r>
+            <w:proofErr w:type="gramEnd"/>
+            <w:r>
+              <w:rPr>
+                <w:rFonts w:ascii="Arial" w:hAnsi="Arial" w:cs="Arial"/>
+                <w:sz w:val="12"/>
+                <w:szCs w:val="12"/>
+                <w:lang w:val="en-US"/>
+              </w:rPr>
+              <w:t>price}{/</w:t>
+            </w:r>
+            <w:proofErr w:type="gramStart"/>
+            <w:r>
+              <w:rPr>
+                <w:rFonts w:ascii="Arial" w:hAnsi="Arial" w:cs="Arial"/>
+                <w:sz w:val="12"/>
+                <w:szCs w:val="12"/>
+                <w:lang w:val="en-US"/>
+              </w:rPr>
+              <w:t>base}{</w:t>
+            </w:r>
+            <w:proofErr w:type="gramEnd"/>
+            <w:r>
+              <w:rPr>
+                <w:rFonts w:ascii="Arial" w:hAnsi="Arial" w:cs="Arial"/>
+                <w:sz w:val="12"/>
+                <w:szCs w:val="12"/>
+                <w:lang w:val="en-US"/>
+              </w:rPr>
+              <w:t>/pO}</w:t>
             </w:r>
           </w:p>
         </w:tc>
@@ -1093,47 +1239,38 @@
                 <w:sz w:val="20"/>
                 <w:szCs w:val="20"/>
               </w:rPr>
-              <w:t>Бровкин К.С.</w:t>
-            </w:r>
-          </w:p>
-        </w:tc>
-        <w:tc>
-          <w:tcPr>
-            <w:tcW w:w="2041" w:type="dxa"/>
-          </w:tcPr>
-          <w:p>
-            <w:pPr>
-              <w:pStyle w:val="a3"/>
-            </w:pPr>
-          </w:p>
-        </w:tc>
-        <w:tc>
-          <w:tcPr>
-            <w:tcW w:w="2268" w:type="dxa"/>
-          </w:tcPr>
-          <w:p>
-            <w:pPr>
-              <w:pStyle w:val="a3"/>
-              <w:jc w:val="center"/>
-            </w:pPr>
+              <w:t xml:space="preserve">Бровкин </w:t>
+            </w:r>
+            <w:proofErr w:type="gramStart"/>
             <w:r>
               <w:rPr>
                 <w:rFonts w:ascii="Arial" w:hAnsi="Arial" w:cs="Arial"/>
                 <w:sz w:val="20"/>
                 <w:szCs w:val="20"/>
               </w:rPr>
-              <w:t>Заказчик</w:t>
-            </w:r>
-          </w:p>
-        </w:tc>
-        <w:tc>
-          <w:tcPr>
-            <w:tcW w:w="4536" w:type="dxa"/>
-          </w:tcPr>
-          <w:p>
-            <w:pPr>
-              <w:pStyle w:val="a3"/>
-              <w:jc w:val="right"/>
+              <w:t>К.С.</w:t>
+            </w:r>
+            <w:proofErr w:type="gramEnd"/>
+          </w:p>
+        </w:tc>
+        <w:tc>
+          <w:tcPr>
+            <w:tcW w:w="2041" w:type="dxa"/>
+          </w:tcPr>
+          <w:p>
+            <w:pPr>
+              <w:pStyle w:val="a3"/>
+            </w:pPr>
+          </w:p>
+        </w:tc>
+        <w:tc>
+          <w:tcPr>
+            <w:tcW w:w="2268" w:type="dxa"/>
+          </w:tcPr>
+          <w:p>
+            <w:pPr>
+              <w:pStyle w:val="a3"/>
+              <w:jc w:val="center"/>
             </w:pPr>
             <w:r>
               <w:rPr>
@@ -1141,16 +1278,45 @@
                 <w:sz w:val="20"/>
                 <w:szCs w:val="20"/>
               </w:rPr>
-              <w:t>___________________Барченко А.С</w:t>
-            </w:r>
+              <w:t>Заказчик</w:t>
+            </w:r>
+          </w:p>
+        </w:tc>
+        <w:tc>
+          <w:tcPr>
+            <w:tcW w:w="4536" w:type="dxa"/>
+          </w:tcPr>
+          <w:p>
+            <w:pPr>
+              <w:pStyle w:val="a3"/>
+              <w:jc w:val="right"/>
+            </w:pPr>
             <w:r>
               <w:rPr>
                 <w:rFonts w:ascii="Arial" w:hAnsi="Arial" w:cs="Arial"/>
                 <w:sz w:val="20"/>
                 <w:szCs w:val="20"/>
               </w:rPr>
+              <w:t xml:space="preserve">___________________Барченко </w:t>
+            </w:r>
+            <w:proofErr w:type="gramStart"/>
+            <w:r>
+              <w:rPr>
+                <w:rFonts w:ascii="Arial" w:hAnsi="Arial" w:cs="Arial"/>
+                <w:sz w:val="20"/>
+                <w:szCs w:val="20"/>
+              </w:rPr>
+              <w:t>А.С</w:t>
+            </w:r>
+            <w:r>
+              <w:rPr>
+                <w:rFonts w:ascii="Arial" w:hAnsi="Arial" w:cs="Arial"/>
+                <w:sz w:val="20"/>
+                <w:szCs w:val="20"/>
+              </w:rPr>
               <w:t>.</w:t>
             </w:r>
+            <w:proofErr w:type="gramEnd"/>
             <w:r>
               <w:rPr>
                 <w:rFonts w:ascii="Arial" w:hAnsi="Arial" w:cs="Arial"/>

--- a/templates/paymentInvoice_atp_OK_protocol_ets.docx
+++ b/templates/paymentInvoice_atp_OK_protocol_ets.docx
@@ -167,37 +167,30 @@
         <w:t xml:space="preserve">ООО "Объединенные кондитеры", именуемое в дальнейшем “Заказчик”, в лице </w:t>
       </w:r>
       <w:r>
-        <w:t>Д</w:t>
-      </w:r>
-      <w:r>
-        <w:t>иректора департамента логистики Барченко А.С., действующего на основании доверенности №</w:t>
+        <w:t>З</w:t>
+      </w:r>
+      <w:r>
+        <w:t xml:space="preserve">ам. директора департамента логистики </w:t>
+      </w:r>
+      <w:proofErr w:type="spellStart"/>
+      <w:r>
+        <w:t>Латынце</w:t>
+      </w:r>
+      <w:r>
+        <w:t>ва</w:t>
+      </w:r>
+      <w:proofErr w:type="spellEnd"/>
+      <w:r>
+        <w:t xml:space="preserve"> Е.В</w:t>
+      </w:r>
+      <w:r>
+        <w:t>., действующего на основании доверенности №</w:t>
       </w:r>
       <w:r>
         <w:t xml:space="preserve"> </w:t>
       </w:r>
       <w:r>
-        <w:t>020-</w:t>
-      </w:r>
-      <w:r>
-        <w:t>391</w:t>
-      </w:r>
-      <w:r>
-        <w:t xml:space="preserve"> от </w:t>
-      </w:r>
-      <w:r>
-        <w:t>29</w:t>
-      </w:r>
-      <w:r>
-        <w:t>.</w:t>
-      </w:r>
-      <w:r>
-        <w:t>12</w:t>
-      </w:r>
-      <w:r>
-        <w:t>.2025</w:t>
-      </w:r>
-      <w:r>
-        <w:t>г</w:t>
+        <w:t>020-393 от 29.12.2025г</w:t>
       </w:r>
       <w:r>
         <w:t>. с одной стороны, и ООО "</w:t>
@@ -693,27 +686,7 @@
                 <w:szCs w:val="12"/>
                 <w:lang w:val="en-US"/>
               </w:rPr>
-              <w:t>{#</w:t>
-            </w:r>
-            <w:proofErr w:type="gramStart"/>
-            <w:r>
-              <w:rPr>
-                <w:rFonts w:ascii="Arial" w:hAnsi="Arial" w:cs="Arial"/>
-                <w:sz w:val="12"/>
-                <w:szCs w:val="12"/>
-                <w:lang w:val="en-US"/>
-              </w:rPr>
-              <w:t>pO}{</w:t>
-            </w:r>
-            <w:proofErr w:type="gramEnd"/>
-            <w:r>
-              <w:rPr>
-                <w:rFonts w:ascii="Arial" w:hAnsi="Arial" w:cs="Arial"/>
-                <w:sz w:val="12"/>
-                <w:szCs w:val="12"/>
-                <w:lang w:val="en-US"/>
-              </w:rPr>
-              <w:t>idx}</w:t>
+              <w:t>{#pO}{idx}</w:t>
             </w:r>
           </w:p>
         </w:tc>
@@ -1118,47 +1091,7 @@
                 <w:szCs w:val="12"/>
                 <w:lang w:val="en-US"/>
               </w:rPr>
-              <w:t>{#</w:t>
-            </w:r>
-            <w:proofErr w:type="gramStart"/>
-            <w:r>
-              <w:rPr>
-                <w:rFonts w:ascii="Arial" w:hAnsi="Arial" w:cs="Arial"/>
-                <w:sz w:val="12"/>
-                <w:szCs w:val="12"/>
-                <w:lang w:val="en-US"/>
-              </w:rPr>
-              <w:t>base}{</w:t>
-            </w:r>
-            <w:proofErr w:type="gramEnd"/>
-            <w:r>
-              <w:rPr>
-                <w:rFonts w:ascii="Arial" w:hAnsi="Arial" w:cs="Arial"/>
-                <w:sz w:val="12"/>
-                <w:szCs w:val="12"/>
-                <w:lang w:val="en-US"/>
-              </w:rPr>
-              <w:t>price}{/</w:t>
-            </w:r>
-            <w:proofErr w:type="gramStart"/>
-            <w:r>
-              <w:rPr>
-                <w:rFonts w:ascii="Arial" w:hAnsi="Arial" w:cs="Arial"/>
-                <w:sz w:val="12"/>
-                <w:szCs w:val="12"/>
-                <w:lang w:val="en-US"/>
-              </w:rPr>
-              <w:t>base}{</w:t>
-            </w:r>
-            <w:proofErr w:type="gramEnd"/>
-            <w:r>
-              <w:rPr>
-                <w:rFonts w:ascii="Arial" w:hAnsi="Arial" w:cs="Arial"/>
-                <w:sz w:val="12"/>
-                <w:szCs w:val="12"/>
-                <w:lang w:val="en-US"/>
-              </w:rPr>
-              <w:t>/pO}</w:t>
+              <w:t>{#base}{price}{/base}{/pO}</w:t>
             </w:r>
           </w:p>
         </w:tc>
@@ -1239,38 +1172,47 @@
                 <w:sz w:val="20"/>
                 <w:szCs w:val="20"/>
               </w:rPr>
-              <w:t xml:space="preserve">Бровкин </w:t>
-            </w:r>
-            <w:proofErr w:type="gramStart"/>
+              <w:t>Бровкин К.С.</w:t>
+            </w:r>
+          </w:p>
+        </w:tc>
+        <w:tc>
+          <w:tcPr>
+            <w:tcW w:w="2041" w:type="dxa"/>
+          </w:tcPr>
+          <w:p>
+            <w:pPr>
+              <w:pStyle w:val="a3"/>
+            </w:pPr>
+          </w:p>
+        </w:tc>
+        <w:tc>
+          <w:tcPr>
+            <w:tcW w:w="2268" w:type="dxa"/>
+          </w:tcPr>
+          <w:p>
+            <w:pPr>
+              <w:pStyle w:val="a3"/>
+              <w:jc w:val="center"/>
+            </w:pPr>
             <w:r>
               <w:rPr>
                 <w:rFonts w:ascii="Arial" w:hAnsi="Arial" w:cs="Arial"/>
                 <w:sz w:val="20"/>
                 <w:szCs w:val="20"/>
               </w:rPr>
-              <w:t>К.С.</w:t>
-            </w:r>
-            <w:proofErr w:type="gramEnd"/>
-          </w:p>
-        </w:tc>
-        <w:tc>
-          <w:tcPr>
-            <w:tcW w:w="2041" w:type="dxa"/>
-          </w:tcPr>
-          <w:p>
-            <w:pPr>
-              <w:pStyle w:val="a3"/>
-            </w:pPr>
-          </w:p>
-        </w:tc>
-        <w:tc>
-          <w:tcPr>
-            <w:tcW w:w="2268" w:type="dxa"/>
-          </w:tcPr>
-          <w:p>
-            <w:pPr>
-              <w:pStyle w:val="a3"/>
-              <w:jc w:val="center"/>
+              <w:t>Заказчик</w:t>
+            </w:r>
+          </w:p>
+        </w:tc>
+        <w:tc>
+          <w:tcPr>
+            <w:tcW w:w="4536" w:type="dxa"/>
+          </w:tcPr>
+          <w:p>
+            <w:pPr>
+              <w:pStyle w:val="a3"/>
+              <w:jc w:val="right"/>
             </w:pPr>
             <w:r>
               <w:rPr>
@@ -1278,45 +1220,25 @@
                 <w:sz w:val="20"/>
                 <w:szCs w:val="20"/>
               </w:rPr>
-              <w:t>Заказчик</w:t>
-            </w:r>
-          </w:p>
-        </w:tc>
-        <w:tc>
-          <w:tcPr>
-            <w:tcW w:w="4536" w:type="dxa"/>
-          </w:tcPr>
-          <w:p>
-            <w:pPr>
-              <w:pStyle w:val="a3"/>
-              <w:jc w:val="right"/>
-            </w:pPr>
-            <w:r>
-              <w:rPr>
-                <w:rFonts w:ascii="Arial" w:hAnsi="Arial" w:cs="Arial"/>
-                <w:sz w:val="20"/>
-                <w:szCs w:val="20"/>
-              </w:rPr>
-              <w:t xml:space="preserve">___________________Барченко </w:t>
-            </w:r>
-            <w:proofErr w:type="gramStart"/>
-            <w:r>
-              <w:rPr>
-                <w:rFonts w:ascii="Arial" w:hAnsi="Arial" w:cs="Arial"/>
-                <w:sz w:val="20"/>
-                <w:szCs w:val="20"/>
-              </w:rPr>
-              <w:t>А.С</w:t>
-            </w:r>
-            <w:r>
-              <w:rPr>
-                <w:rFonts w:ascii="Arial" w:hAnsi="Arial" w:cs="Arial"/>
-                <w:sz w:val="20"/>
-                <w:szCs w:val="20"/>
-              </w:rPr>
+              <w:t>___________________</w:t>
+            </w:r>
+            <w:r>
+              <w:t xml:space="preserve"> </w:t>
+            </w:r>
+            <w:proofErr w:type="spellStart"/>
+            <w:r>
+              <w:t>Латынце</w:t>
+            </w:r>
+            <w:r>
+              <w:t>в</w:t>
+            </w:r>
+            <w:proofErr w:type="spellEnd"/>
+            <w:r>
+              <w:t xml:space="preserve"> Е.В</w:t>
+            </w:r>
+            <w:r>
               <w:t>.</w:t>
             </w:r>
-            <w:proofErr w:type="gramEnd"/>
             <w:r>
               <w:rPr>
                 <w:rFonts w:ascii="Arial" w:hAnsi="Arial" w:cs="Arial"/>
